--- a/EditorDeArquivos/src/test/resources/exemplos/modificado.docx
+++ b/EditorDeArquivos/src/test/resources/exemplos/modificado.docx
@@ -1,8 +1,7 @@
 
 <file path=word/document.xml><?xml version="1.0" encoding="utf-8"?>
-<w:document xmlns:w="http://schemas.openxmlformats.org/wordprocessingml/2006/main" xmlns:w15="http://schemas.microsoft.com/office/word/2012/wordml" xmlns:w14="http://schemas.microsoft.com/office/word/2010/wordml" xmlns:r="http://schemas.openxmlformats.org/officeDocument/2006/relationships" xmlns:m="http://schemas.openxmlformats.org/officeDocument/2006/math" xmlns:wp="http://schemas.openxmlformats.org/drawingml/2006/wordprocessingDrawing" xmlns:a="http://schemas.openxmlformats.org/drawingml/2006/main" xmlns:wp14="http://schemas.microsoft.com/office/word/2010/wordprocessingDrawing" xmlns:mc="http://schemas.openxmlformats.org/markup-compatibility/2006" xmlns:sl="http://schemas.openxmlformats.org/schemaLibrary/2006/main" xmlns:wne="http://schemas.microsoft.com/office/word/2006/wordml" xmlns:c="http://schemas.openxmlformats.org/drawingml/2006/chart" xmlns:cdr="http://schemas.openxmlformats.org/drawingml/2006/chartDrawing" xmlns:c14="http://schemas.microsoft.com/office/drawing/2007/8/2/chart" xmlns:dgm="http://schemas.openxmlformats.org/drawingml/2006/diagram" xmlns:pic="http://schemas.openxmlformats.org/drawingml/2006/picture" xmlns:xdr="http://schemas.openxmlformats.org/drawingml/2006/spreadsheetDrawing" xmlns:dsp="http://schemas.microsoft.com/office/drawing/2008/diagram" xmlns:xvml="urn:schemas-microsoft-com:office:excel" xmlns:o="urn:schemas-microsoft-com:office:office" xmlns:v="urn:schemas-microsoft-com:vml" xmlns:w10="urn:schemas-microsoft-com:office:word" xmlns:pvml="urn:schemas-microsoft-com:office:powerpoint" xmlns:cppr="http://schemas.microsoft.com/office/2006/coverPageProps" xmlns:odx="http://opendope.org/xpaths" xmlns:odc="http://opendope.org/conditions" xmlns:odq="http://opendope.org/questions" xmlns:oda="http://opendope.org/answers" xmlns:odi="http://opendope.org/components" xmlns:odgm="http://opendope.org/SmartArt/DataHierarchy" xmlns:b="http://schemas.openxmlformats.org/officeDocument/2006/bibliography" xmlns:wps="http://schemas.microsoft.com/office/word/2010/wordprocessingShape" xmlns:w16se="http://schemas.microsoft.com/office/word/2015/wordml/symex" xmlns:w16cid="http://schemas.microsoft.com/office/word/2016/wordml/cid" xmlns:wetp="http://schemas.microsoft.com/office/webextensions/taskpanes/2010/11" xmlns:we="http://schemas.microsoft.com/office/webextensions/webextension/2010/11" xmlns:comp="http://schemas.openxmlformats.org/drawingml/2006/compatibility" xmlns:lc="http://schemas.openxmlformats.org/drawingml/2006/lockedCanvas" mc:Ignorable="w14 wp14 w15">
+<w:document xmlns:o="urn:schemas-microsoft-com:office:office" xmlns:r="http://schemas.openxmlformats.org/officeDocument/2006/relationships" xmlns:v="urn:schemas-microsoft-com:vml" xmlns:w="http://schemas.openxmlformats.org/wordprocessingml/2006/main" xmlns:w10="urn:schemas-microsoft-com:office:word" xmlns:wp="http://schemas.openxmlformats.org/drawingml/2006/wordprocessingDrawing" xmlns:wps="http://schemas.microsoft.com/office/word/2010/wordprocessingShape" xmlns:wpg="http://schemas.microsoft.com/office/word/2010/wordprocessingGroup" xmlns:mc="http://schemas.openxmlformats.org/markup-compatibility/2006" xmlns:wp14="http://schemas.microsoft.com/office/word/2010/wordprocessingDrawing" xmlns:w14="http://schemas.microsoft.com/office/word/2010/wordml" xmlns:w15="http://schemas.microsoft.com/office/word/2012/wordml" mc:Ignorable="w14 wp14 w15">
   <w:body>
-    <!-- Modified by docx4j 6.1.2 (Apache licensed) using ORACLE_JRE JAXB in Oracle Java 1.8.0_202 on Linux -->
     <w:p>
       <w:pPr>
         <w:pStyle w:val="Normal"/>
@@ -64,53 +63,21 @@
           <w:tcPr>
             <w:tcW w:w="9212" w:type="dxa"/>
             <w:tcBorders>
-              <w:top w:val="single" w:color="000000" w:sz="4" w:space="0"/>
-              <w:left w:val="single" w:color="000000" w:sz="4" w:space="0"/>
-              <w:bottom w:val="single" w:color="000000" w:sz="4" w:space="0"/>
-              <w:right w:val="single" w:color="000000" w:sz="4" w:space="0"/>
+              <w:top w:val="single" w:sz="4" w:space="0" w:color="000000"/>
+              <w:left w:val="single" w:sz="4" w:space="0" w:color="000000"/>
+              <w:bottom w:val="single" w:sz="4" w:space="0" w:color="000000"/>
+              <w:right w:val="single" w:sz="4" w:space="0" w:color="000000"/>
             </w:tcBorders>
           </w:tcPr>
           <w:p>
             <w:pPr>
-              <w:jc w:val="center"/>
-              <w:textAlignment w:val="center"/>
-            </w:pPr>
-            <w:r>
-              <w:drawing>
-                <wp:inline distT="0" distB="0" distL="0" distR="0">
-                  <wp:extent cx="1143000" cy="1143000"/>
-                  <wp:effectExtent l="0" t="0" r="0" b="0"/>
-                  <wp:docPr id="1" name="Filename hint" descr="Alternative text"/>
-                  <wp:cNvGraphicFramePr>
-                    <a:graphicFrameLocks noChangeAspect="true"/>
-                  </wp:cNvGraphicFramePr>
-                  <a:graphic>
-                    <a:graphicData uri="http://schemas.openxmlformats.org/drawingml/2006/picture">
-                      <pic:pic>
-                        <pic:nvPicPr>
-                          <pic:cNvPr id="2" name="Filename hint"/>
-                          <pic:cNvPicPr/>
-                        </pic:nvPicPr>
-                        <pic:blipFill>
-                          <a:blip r:embed="rId12"/>
-                          <a:stretch>
-                            <a:fillRect/>
-                          </a:stretch>
-                        </pic:blipFill>
-                        <pic:spPr>
-                          <a:xfrm>
-                            <a:off x="0" y="0"/>
-                            <a:ext cx="1143000" cy="1143000"/>
-                          </a:xfrm>
-                          <a:prstGeom prst="rect">
-                            <a:avLst/>
-                          </a:prstGeom>
-                        </pic:spPr>
-                      </pic:pic>
-                    </a:graphicData>
-                  </a:graphic>
-                </wp:inline>
-              </w:drawing>
+              <w:pStyle w:val="Contedodatabela"/>
+              <w:spacing w:before="0" w:after="160"/>
+              <w:rPr/>
+            </w:pPr>
+            <w:r>
+              <w:rPr/>
+              <w:t>[logo]</w:t>
             </w:r>
           </w:p>
         </w:tc>
@@ -155,7 +122,7 @@
       </w:pPr>
       <w:r>
         <w:rPr/>
-        <w:t xml:space="preserve">CLIENTE: coléeeeeeeeeeeeeeeeeeee, CNPJ/CPF: dados.CONTRATO_DOCUMENTO_EMPRESA, com sede na Rua/Av: dados.CONTRATO_ENDERECO_EMPRESA na cidade de dados.CONTRATO_ENDERECO_CIDADE, neste ato representada por responsavel.</w:t>
+        <w:t>CLIENTE: [nome], CNPJ/CPF: [dados.CONTRATO_DOCUMENTO_EMPRESA], com sede na Rua/Av: [dados.CONTRATO_ENDERECO_EMPRESA] na cidade de [dados.CONTRATO_ENDERECO_CIDADE], neste ato representada por [responsavel].</w:t>
       </w:r>
     </w:p>
     <w:p>
@@ -206,7 +173,7 @@
             <w:tcW w:w="2546" w:type="dxa"/>
             <w:vMerge w:val="restart"/>
             <w:tcBorders/>
-            <w:shd w:val="clear" w:fill="auto"/>
+            <w:shd w:fill="auto" w:val="clear"/>
             <w:vAlign w:val="center"/>
           </w:tcPr>
           <w:p>
@@ -231,7 +198,7 @@
             <w:tcW w:w="2837" w:type="dxa"/>
             <w:vMerge w:val="restart"/>
             <w:tcBorders/>
-            <w:shd w:val="clear" w:fill="auto"/>
+            <w:shd w:fill="auto" w:val="clear"/>
             <w:vAlign w:val="center"/>
           </w:tcPr>
           <w:p>
@@ -256,7 +223,7 @@
             <w:tcW w:w="4044" w:type="dxa"/>
             <w:gridSpan w:val="2"/>
             <w:tcBorders/>
-            <w:shd w:val="clear" w:fill="auto"/>
+            <w:shd w:fill="auto" w:val="clear"/>
             <w:vAlign w:val="center"/>
           </w:tcPr>
           <w:p>
@@ -284,15 +251,15 @@
             <w:tcW w:w="2546" w:type="dxa"/>
             <w:vMerge w:val="continue"/>
             <w:tcBorders/>
-            <w:shd w:val="clear" w:fill="auto"/>
+            <w:shd w:fill="auto" w:val="clear"/>
           </w:tcPr>
           <w:p>
             <w:pPr>
               <w:pStyle w:val="Normal"/>
               <w:widowControl/>
               <w:suppressAutoHyphens w:val="true"/>
-              <w:bidi w:val="false"/>
-              <w:spacing w:before="0" w:after="160" w:line="252" w:lineRule="auto"/>
+              <w:bidi w:val="0"/>
+              <w:spacing w:lineRule="auto" w:line="252" w:before="0" w:after="160"/>
               <w:jc w:val="left"/>
               <w:rPr>
                 <w:sz w:val="20"/>
@@ -310,15 +277,15 @@
             <w:tcW w:w="2837" w:type="dxa"/>
             <w:vMerge w:val="continue"/>
             <w:tcBorders/>
-            <w:shd w:val="clear" w:fill="auto"/>
+            <w:shd w:fill="auto" w:val="clear"/>
           </w:tcPr>
           <w:p>
             <w:pPr>
               <w:pStyle w:val="Normal"/>
               <w:widowControl/>
               <w:suppressAutoHyphens w:val="true"/>
-              <w:bidi w:val="false"/>
-              <w:spacing w:before="0" w:after="160" w:line="252" w:lineRule="auto"/>
+              <w:bidi w:val="0"/>
+              <w:spacing w:lineRule="auto" w:line="252" w:before="0" w:after="160"/>
               <w:jc w:val="left"/>
               <w:rPr>
                 <w:sz w:val="20"/>
@@ -335,7 +302,7 @@
           <w:tcPr>
             <w:tcW w:w="1961" w:type="dxa"/>
             <w:tcBorders/>
-            <w:shd w:val="clear" w:fill="auto"/>
+            <w:shd w:fill="auto" w:val="clear"/>
             <w:vAlign w:val="center"/>
           </w:tcPr>
           <w:p>
@@ -359,7 +326,7 @@
           <w:tcPr>
             <w:tcW w:w="2083" w:type="dxa"/>
             <w:tcBorders/>
-            <w:shd w:val="clear" w:fill="auto"/>
+            <w:shd w:fill="auto" w:val="clear"/>
             <w:vAlign w:val="center"/>
           </w:tcPr>
           <w:p>
@@ -386,15 +353,15 @@
           <w:tcPr>
             <w:tcW w:w="2546" w:type="dxa"/>
             <w:tcBorders/>
-            <w:shd w:val="clear" w:fill="auto"/>
+            <w:shd w:fill="auto" w:val="clear"/>
           </w:tcPr>
           <w:p>
             <w:pPr>
               <w:pStyle w:val="Normal"/>
               <w:widowControl/>
               <w:suppressAutoHyphens w:val="true"/>
-              <w:bidi w:val="false"/>
-              <w:spacing w:before="0" w:after="160" w:line="252" w:lineRule="auto"/>
+              <w:bidi w:val="0"/>
+              <w:spacing w:lineRule="auto" w:line="252" w:before="0" w:after="160"/>
               <w:jc w:val="left"/>
               <w:rPr>
                 <w:sz w:val="20"/>
@@ -404,7 +371,7 @@
               <w:rPr>
                 <w:sz w:val="20"/>
               </w:rPr>
-              <w:t xml:space="preserve">Tipo solução Teste1</w:t>
+              <w:t>[solucao[].tipoSolucao.nome]</w:t>
             </w:r>
           </w:p>
         </w:tc>
@@ -412,15 +379,15 @@
           <w:tcPr>
             <w:tcW w:w="2837" w:type="dxa"/>
             <w:tcBorders/>
-            <w:shd w:val="clear" w:fill="auto"/>
+            <w:shd w:fill="auto" w:val="clear"/>
           </w:tcPr>
           <w:p>
             <w:pPr>
               <w:pStyle w:val="Normal"/>
               <w:widowControl/>
               <w:suppressAutoHyphens w:val="true"/>
-              <w:bidi w:val="false"/>
-              <w:spacing w:before="0" w:after="160" w:line="252" w:lineRule="auto"/>
+              <w:bidi w:val="0"/>
+              <w:spacing w:lineRule="auto" w:line="252" w:before="0" w:after="160"/>
               <w:jc w:val="left"/>
               <w:rPr>
                 <w:sz w:val="20"/>
@@ -430,7 +397,7 @@
               <w:rPr>
                 <w:sz w:val="20"/>
               </w:rPr>
-              <w:t xml:space="preserve">DEscricao tipo solução teste</w:t>
+              <w:t>[solucao[].tipoSolucao.descricao]</w:t>
             </w:r>
           </w:p>
         </w:tc>
@@ -438,7 +405,7 @@
           <w:tcPr>
             <w:tcW w:w="1961" w:type="dxa"/>
             <w:tcBorders/>
-            <w:shd w:val="clear" w:fill="auto"/>
+            <w:shd w:fill="auto" w:val="clear"/>
             <w:vAlign w:val="center"/>
           </w:tcPr>
           <w:p>
@@ -454,7 +421,7 @@
               <w:rPr>
                 <w:sz w:val="20"/>
               </w:rPr>
-              <w:t xml:space="preserve">R$5.000,00</w:t>
+              <w:t>[solucao[].valorSetup]</w:t>
             </w:r>
           </w:p>
         </w:tc>
@@ -462,7 +429,7 @@
           <w:tcPr>
             <w:tcW w:w="2083" w:type="dxa"/>
             <w:tcBorders/>
-            <w:shd w:val="clear" w:fill="auto"/>
+            <w:shd w:fill="auto" w:val="clear"/>
             <w:vAlign w:val="center"/>
           </w:tcPr>
           <w:p>
@@ -478,110 +445,7 @@
               <w:rPr>
                 <w:sz w:val="20"/>
               </w:rPr>
-              <w:t xml:space="preserve">R$500,00</w:t>
-            </w:r>
-          </w:p>
-        </w:tc>
-      </w:tr>
-      <w:tr>
-        <w:trPr/>
-        <w:tc>
-          <w:tcPr>
-            <w:tcW w:w="2546" w:type="dxa"/>
-            <w:tcBorders/>
-            <w:shd w:val="clear" w:fill="auto"/>
-          </w:tcPr>
-          <w:p>
-            <w:pPr>
-              <w:pStyle w:val="Normal"/>
-              <w:widowControl/>
-              <w:suppressAutoHyphens w:val="true"/>
-              <w:bidi w:val="false"/>
-              <w:spacing w:before="0" w:after="160" w:line="252" w:lineRule="auto"/>
-              <w:jc w:val="left"/>
-              <w:rPr>
-                <w:sz w:val="20"/>
-              </w:rPr>
-            </w:pPr>
-            <w:r>
-              <w:rPr>
-                <w:sz w:val="20"/>
-              </w:rPr>
-              <w:t xml:space="preserve">Tipo solução Teste2</w:t>
-            </w:r>
-          </w:p>
-        </w:tc>
-        <w:tc>
-          <w:tcPr>
-            <w:tcW w:w="2837" w:type="dxa"/>
-            <w:tcBorders/>
-            <w:shd w:val="clear" w:fill="auto"/>
-          </w:tcPr>
-          <w:p>
-            <w:pPr>
-              <w:pStyle w:val="Normal"/>
-              <w:widowControl/>
-              <w:suppressAutoHyphens w:val="true"/>
-              <w:bidi w:val="false"/>
-              <w:spacing w:before="0" w:after="160" w:line="252" w:lineRule="auto"/>
-              <w:jc w:val="left"/>
-              <w:rPr>
-                <w:sz w:val="20"/>
-              </w:rPr>
-            </w:pPr>
-            <w:r>
-              <w:rPr>
-                <w:sz w:val="20"/>
-              </w:rPr>
-              <w:t xml:space="preserve">DEscricao tipo solução teste</w:t>
-            </w:r>
-          </w:p>
-        </w:tc>
-        <w:tc>
-          <w:tcPr>
-            <w:tcW w:w="1961" w:type="dxa"/>
-            <w:tcBorders/>
-            <w:shd w:val="clear" w:fill="auto"/>
-            <w:vAlign w:val="center"/>
-          </w:tcPr>
-          <w:p>
-            <w:pPr>
-              <w:pStyle w:val="Normal"/>
-              <w:spacing w:before="0" w:after="160"/>
-              <w:jc w:val="center"/>
-              <w:rPr>
-                <w:sz w:val="20"/>
-              </w:rPr>
-            </w:pPr>
-            <w:r>
-              <w:rPr>
-                <w:sz w:val="20"/>
-              </w:rPr>
-              <w:t xml:space="preserve">R$5.000,00</w:t>
-            </w:r>
-          </w:p>
-        </w:tc>
-        <w:tc>
-          <w:tcPr>
-            <w:tcW w:w="2083" w:type="dxa"/>
-            <w:tcBorders/>
-            <w:shd w:val="clear" w:fill="auto"/>
-            <w:vAlign w:val="center"/>
-          </w:tcPr>
-          <w:p>
-            <w:pPr>
-              <w:pStyle w:val="Normal"/>
-              <w:spacing w:before="0" w:after="160"/>
-              <w:jc w:val="center"/>
-              <w:rPr>
-                <w:sz w:val="20"/>
-              </w:rPr>
-            </w:pPr>
-            <w:r>
-              <w:rPr>
-                <w:sz w:val="20"/>
-              </w:rPr>
-              <w:t xml:space="preserve">R$500,00</w:t>
+              <w:t>[solucao[].valorMensal]</w:t>
             </w:r>
           </w:p>
         </w:tc>
@@ -643,7 +507,7 @@
           <w:tcPr>
             <w:tcW w:w="817" w:type="dxa"/>
             <w:tcBorders/>
-            <w:shd w:val="clear" w:fill="auto"/>
+            <w:shd w:fill="auto" w:val="clear"/>
             <w:vAlign w:val="center"/>
           </w:tcPr>
           <w:p>
@@ -668,7 +532,7 @@
           <w:tcPr>
             <w:tcW w:w="4665" w:type="dxa"/>
             <w:tcBorders/>
-            <w:shd w:val="clear" w:fill="auto"/>
+            <w:shd w:fill="auto" w:val="clear"/>
             <w:vAlign w:val="center"/>
           </w:tcPr>
           <w:p>
@@ -693,7 +557,7 @@
           <w:tcPr>
             <w:tcW w:w="2139" w:type="dxa"/>
             <w:tcBorders/>
-            <w:shd w:val="clear" w:fill="auto"/>
+            <w:shd w:fill="auto" w:val="clear"/>
             <w:vAlign w:val="center"/>
           </w:tcPr>
           <w:p>
@@ -718,7 +582,7 @@
           <w:tcPr>
             <w:tcW w:w="1806" w:type="dxa"/>
             <w:tcBorders/>
-            <w:shd w:val="clear" w:fill="auto"/>
+            <w:shd w:fill="auto" w:val="clear"/>
             <w:vAlign w:val="center"/>
           </w:tcPr>
           <w:p>
@@ -746,7 +610,7 @@
           <w:tcPr>
             <w:tcW w:w="817" w:type="dxa"/>
             <w:tcBorders/>
-            <w:shd w:val="clear" w:fill="auto"/>
+            <w:shd w:fill="auto" w:val="clear"/>
             <w:vAlign w:val="center"/>
           </w:tcPr>
           <w:p>
@@ -776,7 +640,7 @@
           <w:tcPr>
             <w:tcW w:w="4665" w:type="dxa"/>
             <w:tcBorders/>
-            <w:shd w:val="clear" w:fill="auto"/>
+            <w:shd w:fill="auto" w:val="clear"/>
             <w:vAlign w:val="center"/>
           </w:tcPr>
           <w:p>
@@ -784,8 +648,8 @@
               <w:pStyle w:val="Normal"/>
               <w:widowControl/>
               <w:suppressAutoHyphens w:val="true"/>
-              <w:bidi w:val="false"/>
-              <w:spacing w:before="0" w:after="160" w:line="252" w:lineRule="auto"/>
+              <w:bidi w:val="0"/>
+              <w:spacing w:lineRule="auto" w:line="252" w:before="0" w:after="160"/>
               <w:jc w:val="left"/>
               <w:rPr>
                 <w:sz w:val="20"/>
@@ -803,7 +667,7 @@
           <w:tcPr>
             <w:tcW w:w="2139" w:type="dxa"/>
             <w:tcBorders/>
-            <w:shd w:val="clear" w:fill="auto"/>
+            <w:shd w:fill="auto" w:val="clear"/>
             <w:vAlign w:val="center"/>
           </w:tcPr>
           <w:p>
@@ -827,7 +691,7 @@
           <w:tcPr>
             <w:tcW w:w="1806" w:type="dxa"/>
             <w:tcBorders/>
-            <w:shd w:val="clear" w:fill="auto"/>
+            <w:shd w:fill="auto" w:val="clear"/>
             <w:vAlign w:val="center"/>
           </w:tcPr>
           <w:p>
@@ -854,7 +718,7 @@
           <w:tcPr>
             <w:tcW w:w="817" w:type="dxa"/>
             <w:tcBorders/>
-            <w:shd w:val="clear" w:fill="auto"/>
+            <w:shd w:fill="auto" w:val="clear"/>
             <w:vAlign w:val="center"/>
           </w:tcPr>
           <w:p>
@@ -878,7 +742,7 @@
           <w:tcPr>
             <w:tcW w:w="4665" w:type="dxa"/>
             <w:tcBorders/>
-            <w:shd w:val="clear" w:fill="auto"/>
+            <w:shd w:fill="auto" w:val="clear"/>
             <w:vAlign w:val="center"/>
           </w:tcPr>
           <w:p>
@@ -886,8 +750,8 @@
               <w:pStyle w:val="Normal"/>
               <w:widowControl/>
               <w:suppressAutoHyphens w:val="true"/>
-              <w:bidi w:val="false"/>
-              <w:spacing w:before="0" w:after="160" w:line="252" w:lineRule="auto"/>
+              <w:bidi w:val="0"/>
+              <w:spacing w:lineRule="auto" w:line="252" w:before="0" w:after="160"/>
               <w:jc w:val="left"/>
               <w:rPr>
                 <w:sz w:val="20"/>
@@ -905,7 +769,7 @@
           <w:tcPr>
             <w:tcW w:w="2139" w:type="dxa"/>
             <w:tcBorders/>
-            <w:shd w:val="clear" w:fill="auto"/>
+            <w:shd w:fill="auto" w:val="clear"/>
             <w:vAlign w:val="center"/>
           </w:tcPr>
           <w:p>
@@ -929,7 +793,7 @@
           <w:tcPr>
             <w:tcW w:w="1806" w:type="dxa"/>
             <w:tcBorders/>
-            <w:shd w:val="clear" w:fill="auto"/>
+            <w:shd w:fill="auto" w:val="clear"/>
             <w:vAlign w:val="center"/>
           </w:tcPr>
           <w:p>
@@ -956,7 +820,7 @@
           <w:tcPr>
             <w:tcW w:w="817" w:type="dxa"/>
             <w:tcBorders/>
-            <w:shd w:val="clear" w:fill="auto"/>
+            <w:shd w:fill="auto" w:val="clear"/>
             <w:vAlign w:val="center"/>
           </w:tcPr>
           <w:p>
@@ -980,7 +844,7 @@
           <w:tcPr>
             <w:tcW w:w="4665" w:type="dxa"/>
             <w:tcBorders/>
-            <w:shd w:val="clear" w:fill="auto"/>
+            <w:shd w:fill="auto" w:val="clear"/>
             <w:vAlign w:val="center"/>
           </w:tcPr>
           <w:p>
@@ -988,8 +852,8 @@
               <w:pStyle w:val="Normal"/>
               <w:widowControl/>
               <w:suppressAutoHyphens w:val="true"/>
-              <w:bidi w:val="false"/>
-              <w:spacing w:before="0" w:after="160" w:line="252" w:lineRule="auto"/>
+              <w:bidi w:val="0"/>
+              <w:spacing w:lineRule="auto" w:line="252" w:before="0" w:after="160"/>
               <w:jc w:val="left"/>
               <w:rPr>
                 <w:sz w:val="20"/>
@@ -1007,7 +871,7 @@
           <w:tcPr>
             <w:tcW w:w="2139" w:type="dxa"/>
             <w:tcBorders/>
-            <w:shd w:val="clear" w:fill="auto"/>
+            <w:shd w:fill="auto" w:val="clear"/>
             <w:vAlign w:val="center"/>
           </w:tcPr>
           <w:p>
@@ -1031,7 +895,7 @@
           <w:tcPr>
             <w:tcW w:w="1806" w:type="dxa"/>
             <w:tcBorders/>
-            <w:shd w:val="clear" w:fill="auto"/>
+            <w:shd w:fill="auto" w:val="clear"/>
             <w:vAlign w:val="center"/>
           </w:tcPr>
           <w:p>
@@ -1058,7 +922,7 @@
           <w:tcPr>
             <w:tcW w:w="817" w:type="dxa"/>
             <w:tcBorders/>
-            <w:shd w:val="clear" w:fill="auto"/>
+            <w:shd w:fill="auto" w:val="clear"/>
             <w:vAlign w:val="center"/>
           </w:tcPr>
           <w:p>
@@ -1082,7 +946,7 @@
           <w:tcPr>
             <w:tcW w:w="4665" w:type="dxa"/>
             <w:tcBorders/>
-            <w:shd w:val="clear" w:fill="auto"/>
+            <w:shd w:fill="auto" w:val="clear"/>
             <w:vAlign w:val="center"/>
           </w:tcPr>
           <w:p>
@@ -1090,8 +954,8 @@
               <w:pStyle w:val="Normal"/>
               <w:widowControl/>
               <w:suppressAutoHyphens w:val="true"/>
-              <w:bidi w:val="false"/>
-              <w:spacing w:before="0" w:after="160" w:line="252" w:lineRule="auto"/>
+              <w:bidi w:val="0"/>
+              <w:spacing w:lineRule="auto" w:line="252" w:before="0" w:after="160"/>
               <w:jc w:val="left"/>
               <w:rPr>
                 <w:sz w:val="20"/>
@@ -1109,7 +973,7 @@
           <w:tcPr>
             <w:tcW w:w="2139" w:type="dxa"/>
             <w:tcBorders/>
-            <w:shd w:val="clear" w:fill="auto"/>
+            <w:shd w:fill="auto" w:val="clear"/>
             <w:vAlign w:val="center"/>
           </w:tcPr>
           <w:p>
@@ -1133,7 +997,7 @@
           <w:tcPr>
             <w:tcW w:w="1806" w:type="dxa"/>
             <w:tcBorders/>
-            <w:shd w:val="clear" w:fill="auto"/>
+            <w:shd w:fill="auto" w:val="clear"/>
             <w:vAlign w:val="center"/>
           </w:tcPr>
           <w:p>
@@ -1160,7 +1024,7 @@
           <w:tcPr>
             <w:tcW w:w="817" w:type="dxa"/>
             <w:tcBorders/>
-            <w:shd w:val="clear" w:fill="auto"/>
+            <w:shd w:fill="auto" w:val="clear"/>
             <w:vAlign w:val="center"/>
           </w:tcPr>
           <w:p>
@@ -1184,7 +1048,7 @@
           <w:tcPr>
             <w:tcW w:w="4665" w:type="dxa"/>
             <w:tcBorders/>
-            <w:shd w:val="clear" w:fill="auto"/>
+            <w:shd w:fill="auto" w:val="clear"/>
             <w:vAlign w:val="center"/>
           </w:tcPr>
           <w:p>
@@ -1192,8 +1056,8 @@
               <w:pStyle w:val="Normal"/>
               <w:widowControl/>
               <w:suppressAutoHyphens w:val="true"/>
-              <w:bidi w:val="false"/>
-              <w:spacing w:before="0" w:after="160" w:line="252" w:lineRule="auto"/>
+              <w:bidi w:val="0"/>
+              <w:spacing w:lineRule="auto" w:line="252" w:before="0" w:after="160"/>
               <w:jc w:val="left"/>
               <w:rPr>
                 <w:sz w:val="20"/>
@@ -1211,7 +1075,7 @@
           <w:tcPr>
             <w:tcW w:w="2139" w:type="dxa"/>
             <w:tcBorders/>
-            <w:shd w:val="clear" w:fill="auto"/>
+            <w:shd w:fill="auto" w:val="clear"/>
             <w:vAlign w:val="center"/>
           </w:tcPr>
           <w:p>
@@ -1235,7 +1099,7 @@
           <w:tcPr>
             <w:tcW w:w="1806" w:type="dxa"/>
             <w:tcBorders/>
-            <w:shd w:val="clear" w:fill="auto"/>
+            <w:shd w:fill="auto" w:val="clear"/>
             <w:vAlign w:val="center"/>
           </w:tcPr>
           <w:p>
@@ -1262,7 +1126,7 @@
           <w:tcPr>
             <w:tcW w:w="817" w:type="dxa"/>
             <w:tcBorders/>
-            <w:shd w:val="clear" w:fill="auto"/>
+            <w:shd w:fill="auto" w:val="clear"/>
             <w:vAlign w:val="center"/>
           </w:tcPr>
           <w:p>
@@ -1286,7 +1150,7 @@
           <w:tcPr>
             <w:tcW w:w="4665" w:type="dxa"/>
             <w:tcBorders/>
-            <w:shd w:val="clear" w:fill="auto"/>
+            <w:shd w:fill="auto" w:val="clear"/>
             <w:vAlign w:val="center"/>
           </w:tcPr>
           <w:p>
@@ -1294,8 +1158,8 @@
               <w:pStyle w:val="Normal"/>
               <w:widowControl/>
               <w:suppressAutoHyphens w:val="true"/>
-              <w:bidi w:val="false"/>
-              <w:spacing w:before="0" w:after="160" w:line="252" w:lineRule="auto"/>
+              <w:bidi w:val="0"/>
+              <w:spacing w:lineRule="auto" w:line="252" w:before="0" w:after="160"/>
               <w:jc w:val="left"/>
               <w:rPr>
                 <w:sz w:val="20"/>
@@ -1313,7 +1177,7 @@
           <w:tcPr>
             <w:tcW w:w="2139" w:type="dxa"/>
             <w:tcBorders/>
-            <w:shd w:val="clear" w:fill="auto"/>
+            <w:shd w:fill="auto" w:val="clear"/>
             <w:vAlign w:val="center"/>
           </w:tcPr>
           <w:p>
@@ -1337,7 +1201,7 @@
           <w:tcPr>
             <w:tcW w:w="1806" w:type="dxa"/>
             <w:tcBorders/>
-            <w:shd w:val="clear" w:fill="auto"/>
+            <w:shd w:fill="auto" w:val="clear"/>
             <w:vAlign w:val="center"/>
           </w:tcPr>
           <w:p>
@@ -1372,7 +1236,7 @@
       <w:pPr>
         <w:pStyle w:val="Normal"/>
         <w:suppressAutoHyphens w:val="false"/>
-        <w:spacing w:before="0" w:after="0" w:line="240" w:lineRule="auto"/>
+        <w:spacing w:lineRule="auto" w:line="240" w:before="0" w:after="0"/>
         <w:rPr/>
       </w:pPr>
       <w:r>
@@ -1528,15 +1392,15 @@
           <w:tcPr>
             <w:tcW w:w="4676" w:type="dxa"/>
             <w:tcBorders/>
-            <w:shd w:val="clear" w:fill="auto"/>
+            <w:shd w:fill="auto" w:val="clear"/>
           </w:tcPr>
           <w:p>
             <w:pPr>
               <w:pStyle w:val="Normal"/>
               <w:widowControl/>
               <w:suppressAutoHyphens w:val="true"/>
-              <w:bidi w:val="false"/>
-              <w:spacing w:before="0" w:after="160" w:line="252" w:lineRule="auto"/>
+              <w:bidi w:val="0"/>
+              <w:spacing w:lineRule="auto" w:line="252" w:before="0" w:after="160"/>
               <w:jc w:val="left"/>
               <w:rPr>
                 <w:sz w:val="20"/>
@@ -1554,15 +1418,15 @@
           <w:tcPr>
             <w:tcW w:w="4675" w:type="dxa"/>
             <w:tcBorders/>
-            <w:shd w:val="clear" w:fill="auto"/>
+            <w:shd w:fill="auto" w:val="clear"/>
           </w:tcPr>
           <w:p>
             <w:pPr>
               <w:pStyle w:val="Normal"/>
               <w:widowControl/>
               <w:suppressAutoHyphens w:val="true"/>
-              <w:bidi w:val="false"/>
-              <w:spacing w:before="0" w:after="160" w:line="252" w:lineRule="auto"/>
+              <w:bidi w:val="0"/>
+              <w:spacing w:lineRule="auto" w:line="252" w:before="0" w:after="160"/>
               <w:jc w:val="left"/>
               <w:rPr>
                 <w:sz w:val="20"/>
@@ -1583,15 +1447,15 @@
           <w:tcPr>
             <w:tcW w:w="4676" w:type="dxa"/>
             <w:tcBorders/>
-            <w:shd w:val="clear" w:fill="auto"/>
+            <w:shd w:fill="auto" w:val="clear"/>
           </w:tcPr>
           <w:p>
             <w:pPr>
               <w:pStyle w:val="Normal"/>
               <w:widowControl/>
               <w:suppressAutoHyphens w:val="true"/>
-              <w:bidi w:val="false"/>
-              <w:spacing w:before="0" w:after="160" w:line="252" w:lineRule="auto"/>
+              <w:bidi w:val="0"/>
+              <w:spacing w:lineRule="auto" w:line="252" w:before="0" w:after="160"/>
               <w:jc w:val="left"/>
               <w:rPr>
                 <w:sz w:val="20"/>
@@ -1609,15 +1473,15 @@
           <w:tcPr>
             <w:tcW w:w="4675" w:type="dxa"/>
             <w:tcBorders/>
-            <w:shd w:val="clear" w:fill="auto"/>
+            <w:shd w:fill="auto" w:val="clear"/>
           </w:tcPr>
           <w:p>
             <w:pPr>
               <w:pStyle w:val="Normal"/>
               <w:widowControl/>
               <w:suppressAutoHyphens w:val="true"/>
-              <w:bidi w:val="false"/>
-              <w:spacing w:before="0" w:after="160" w:line="252" w:lineRule="auto"/>
+              <w:bidi w:val="0"/>
+              <w:spacing w:lineRule="auto" w:line="252" w:before="0" w:after="160"/>
               <w:jc w:val="left"/>
               <w:rPr>
                 <w:sz w:val="20"/>
@@ -1983,8 +1847,8 @@
         <w:pStyle w:val="Normal"/>
         <w:widowControl/>
         <w:suppressAutoHyphens w:val="true"/>
-        <w:bidi w:val="false"/>
-        <w:spacing w:before="0" w:after="160" w:line="252" w:lineRule="auto"/>
+        <w:bidi w:val="0"/>
+        <w:spacing w:lineRule="auto" w:line="252" w:before="0" w:after="160"/>
         <w:jc w:val="left"/>
         <w:rPr/>
       </w:pPr>
@@ -2002,7 +1866,7 @@
       <w:footerReference w:type="first" r:id="rId7"/>
       <w:type w:val="nextPage"/>
       <w:pgSz w:w="11906" w:h="16838"/>
-      <w:pgMar w:top="1152" w:right="1701" w:bottom="1417" w:left="993" w:header="0" w:footer="708" w:gutter="0"/>
+      <w:pgMar w:left="993" w:right="1701" w:gutter="0" w:header="0" w:top="1152" w:footer="708" w:bottom="1417"/>
       <w:pgNumType w:fmt="decimal"/>
       <w:formProt w:val="false"/>
       <w:textDirection w:val="lrTb"/>
@@ -2970,7 +2834,7 @@
 </file>
 
 <file path=customXml/item1.xml><?xml version="1.0" encoding="utf-8"?>
-<b:Sources xmlns:w="http://schemas.openxmlformats.org/wordprocessingml/2006/main" xmlns:w15="http://schemas.microsoft.com/office/word/2012/wordml" xmlns:w14="http://schemas.microsoft.com/office/word/2010/wordml" xmlns:r="http://schemas.openxmlformats.org/officeDocument/2006/relationships" xmlns:m="http://schemas.openxmlformats.org/officeDocument/2006/math" xmlns:wp="http://schemas.openxmlformats.org/drawingml/2006/wordprocessingDrawing" xmlns:a="http://schemas.openxmlformats.org/drawingml/2006/main" xmlns:wp14="http://schemas.microsoft.com/office/word/2010/wordprocessingDrawing" xmlns:mc="http://schemas.openxmlformats.org/markup-compatibility/2006" xmlns:sl="http://schemas.openxmlformats.org/schemaLibrary/2006/main" xmlns:wne="http://schemas.microsoft.com/office/word/2006/wordml" xmlns:c="http://schemas.openxmlformats.org/drawingml/2006/chart" xmlns:cdr="http://schemas.openxmlformats.org/drawingml/2006/chartDrawing" xmlns:c14="http://schemas.microsoft.com/office/drawing/2007/8/2/chart" xmlns:dgm="http://schemas.openxmlformats.org/drawingml/2006/diagram" xmlns:pic="http://schemas.openxmlformats.org/drawingml/2006/picture" xmlns:xdr="http://schemas.openxmlformats.org/drawingml/2006/spreadsheetDrawing" xmlns:dsp="http://schemas.microsoft.com/office/drawing/2008/diagram" xmlns:xvml="urn:schemas-microsoft-com:office:excel" xmlns:o="urn:schemas-microsoft-com:office:office" xmlns:v="urn:schemas-microsoft-com:vml" xmlns:w10="urn:schemas-microsoft-com:office:word" xmlns:pvml="urn:schemas-microsoft-com:office:powerpoint" xmlns:cppr="http://schemas.microsoft.com/office/2006/coverPageProps" xmlns:odx="http://opendope.org/xpaths" xmlns:odc="http://opendope.org/conditions" xmlns:odq="http://opendope.org/questions" xmlns:oda="http://opendope.org/answers" xmlns:odi="http://opendope.org/components" xmlns:odgm="http://opendope.org/SmartArt/DataHierarchy" xmlns:b="http://schemas.openxmlformats.org/officeDocument/2006/bibliography" xmlns:wps="http://schemas.microsoft.com/office/word/2010/wordprocessingShape" xmlns:w16se="http://schemas.microsoft.com/office/word/2015/wordml/symex" xmlns:w16cid="http://schemas.microsoft.com/office/word/2016/wordml/cid" xmlns:wetp="http://schemas.microsoft.com/office/webextensions/taskpanes/2010/11" xmlns:we="http://schemas.microsoft.com/office/webextensions/webextension/2010/11" xmlns:comp="http://schemas.openxmlformats.org/drawingml/2006/compatibility" xmlns:lc="http://schemas.openxmlformats.org/drawingml/2006/lockedCanvas" SelectedStyle="\APA.XSL" StyleName="APA"/>
+<b:Sources xmlns:b="http://schemas.openxmlformats.org/officeDocument/2006/bibliography" xmlns="http://schemas.openxmlformats.org/officeDocument/2006/bibliography" SelectedStyle="\APA.XSL" StyleName="APA"/>
 </file>
 
 <file path=customXml/itemProps1.xml><?xml version="1.0" encoding="utf-8"?>
